--- a/data/revised_2026-10_full/outputs/v2/Core_Mathematics/SS3.2_Probability_I/Core_Mathematics_Probability_I_FinalExplanation_TeacherKey.docx
+++ b/data/revised_2026-10_full/outputs/v2/Core_Mathematics/SS3.2_Probability_I/Core_Mathematics_Probability_I_FinalExplanation_TeacherKey.docx
@@ -1738,7 +1738,7 @@
         </w:rPr>
         <w:t xml:space="preserve">© 2026 SeaVuria and ARES. This work is licensed under a </w:t>
       </w:r>
-      <w:hyperlink w:history="1" r:id="rIdafobughg7zyfiqnrdva-k">
+      <w:hyperlink w:history="1" r:id="rId9f_0x4agnpanc50-49od4">
         <w:r>
           <w:rPr>
             <w:rFonts w:ascii="Arial" w:cs="Arial" w:eastAsia="Arial" w:hAnsi="Arial"/>
@@ -1758,7 +1758,7 @@
         </w:rPr>
         <w:t xml:space="preserve"> (</w:t>
       </w:r>
-      <w:hyperlink w:history="1" r:id="rIdobd0dku1-2tb8hyzfuu3t">
+      <w:hyperlink w:history="1" r:id="rIdq-lh2hlbzctecsqmpcm6k">
         <w:r>
           <w:rPr>
             <w:rFonts w:ascii="Arial" w:cs="Arial" w:eastAsia="Arial" w:hAnsi="Arial"/>
@@ -1778,7 +1778,7 @@
         </w:rPr>
         <w:t xml:space="preserve">). To view a copy of this license, visit </w:t>
       </w:r>
-      <w:hyperlink w:history="1" r:id="rIdiyj0jhjylowkfwn-six0a">
+      <w:hyperlink w:history="1" r:id="rIdsi9ahy8sujebf6zqtppik">
         <w:r>
           <w:rPr>
             <w:rFonts w:ascii="Arial" w:cs="Arial" w:eastAsia="Arial" w:hAnsi="Arial"/>
